--- a/Response to Reviewers 110526B.docx
+++ b/Response to Reviewers 110526B.docx
@@ -27,7 +27,13 @@
         <w:rPr>
           <w:lang w:val="en-US"/>
         </w:rPr>
-        <w:t>Thanks to the Editor in Chief and Reviewers for their insightful comments, we have aimed to address all suggestions as outlined below and feel our article is much improved as a result. Please note that we have used change bars to highlight the sections of the article where major changes have been made. In addition, minor editing corrections and improvements have been made throughout the article.</w:t>
+        <w:t xml:space="preserve">Thanks to the Editor in Chief and Reviewers for their insightful comments, we have aimed to address all suggestions as outlined below and feel our article is much improved as a result. Please note that we have used change bars to highlight the sections of the article where major changes have been made. In addition, minor editing corrections and improvements have been made throughout the article. </w:t>
+      </w:r>
+      <w:r>
+        <w:rPr>
+          <w:lang w:val="en-US"/>
+        </w:rPr>
+        <w:t>We have added one illustration (Fig. 9).</w:t>
       </w:r>
     </w:p>
     <w:tbl>
@@ -133,18 +139,7 @@
                 <w:szCs w:val="22"/>
                 <w:lang w:val="en-US" w:eastAsia="en-US" w:bidi="ar-SA"/>
               </w:rPr>
-              <w:t xml:space="preserve">We have highlighted the relationship between New Zealand’s colonial past, relationship with the UK and how this affected its adoption of computing. We have also strengthened the comparison between New Zealand and other developed countries. </w:t>
-            </w:r>
-            <w:r>
-              <w:rPr>
-                <w:rFonts w:eastAsia="Aptos" w:cs=""/>
-                <w:color w:val="000000"/>
-                <w:kern w:val="2"/>
-                <w:sz w:val="22"/>
-                <w:szCs w:val="22"/>
-                <w:lang w:val="en-US" w:eastAsia="en-US" w:bidi="ar-SA"/>
-              </w:rPr>
-              <w:t>We have inserted a new section focussed on this comparison.</w:t>
+              <w:t>We have highlighted the relationship between New Zealand’s colonial past, relationship with the UK and how this affected its adoption of computing. We have also strengthened the comparison between New Zealand and other developed countries. We have inserted a new section focussed on this comparison.</w:t>
             </w:r>
           </w:p>
         </w:tc>
@@ -986,40 +981,7 @@
                 <w:szCs w:val="22"/>
                 <w:lang w:val="en-US" w:eastAsia="en-US" w:bidi="ar-SA"/>
               </w:rPr>
-              <w:t xml:space="preserve">We have included details of where our data was sourced from, wherever possible. </w:t>
-            </w:r>
-            <w:r>
-              <w:rPr>
-                <w:rFonts w:eastAsia="Aptos" w:cs=""/>
-                <w:color w:val="000000"/>
-                <w:kern w:val="2"/>
-                <w:sz w:val="22"/>
-                <w:szCs w:val="22"/>
-                <w:lang w:val="en-US" w:eastAsia="en-US" w:bidi="ar-SA"/>
-              </w:rPr>
-              <w:t>About 20 references have been added, with about 80 in total.</w:t>
-            </w:r>
-            <w:r>
-              <w:rPr>
-                <w:rFonts w:eastAsia="Aptos" w:cs=""/>
-                <w:color w:val="000000"/>
-                <w:kern w:val="2"/>
-                <w:sz w:val="22"/>
-                <w:szCs w:val="22"/>
-                <w:lang w:val="en-US" w:eastAsia="en-US" w:bidi="ar-SA"/>
-              </w:rPr>
-              <w:t xml:space="preserve"> </w:t>
-            </w:r>
-            <w:r>
-              <w:rPr>
-                <w:rFonts w:eastAsia="Aptos" w:cs=""/>
-                <w:color w:val="000000"/>
-                <w:kern w:val="2"/>
-                <w:sz w:val="22"/>
-                <w:szCs w:val="22"/>
-                <w:lang w:val="en-US" w:eastAsia="en-US" w:bidi="ar-SA"/>
-              </w:rPr>
-              <w:t>Some data is based on personal recollections and when this is the case, we have acknowledged this.</w:t>
+              <w:t>We have included details of where our data was sourced from, wherever possible. About 20 references have been added, with about 80 in total. Some data is based on personal recollections and when this is the case, we have acknowledged this.</w:t>
             </w:r>
           </w:p>
         </w:tc>
@@ -1194,18 +1156,7 @@
                 <w:szCs w:val="22"/>
                 <w:lang w:val="en-US" w:eastAsia="en-US" w:bidi="ar-SA"/>
               </w:rPr>
-              <w:t>The abstract has been completely rewritten.</w:t>
-            </w:r>
-            <w:r>
-              <w:rPr>
-                <w:rFonts w:eastAsia="Aptos" w:cs=""/>
-                <w:color w:val="000000"/>
-                <w:kern w:val="2"/>
-                <w:sz w:val="22"/>
-                <w:szCs w:val="22"/>
-                <w:lang w:val="en-US" w:eastAsia="en-US" w:bidi="ar-SA"/>
-              </w:rPr>
-              <w:t xml:space="preserve"> Keywords can be provided during upload to IEEE site.</w:t>
+              <w:t>The abstract has been completely rewritten. Keywords can be provided during upload to IEEE site.</w:t>
             </w:r>
           </w:p>
         </w:tc>
